--- a/docs/Porta_a_Porta_Documento_de_Arquitetura.docx
+++ b/docs/Porta_a_Porta_Documento_de_Arquitetura.docx
@@ -30,7 +30,7 @@
     </w:p>
     <w:tbl>
       <w:tblPr>
-        <w:tblW w:w="0" w:type="auto"/>
+        <w:tblW w:w="9360" w:type="dxa"/>
         <w:tblLayout w:type="fixed"/>
         <w:tblLook w:val="04A0" w:firstRow="1" w:lastRow="0" w:firstColumn="1" w:lastColumn="0" w:noHBand="0" w:noVBand="1"/>
       </w:tblPr>
@@ -194,6 +194,150 @@
               <w:rPr>
                 <w:sz w:val="18"/>
               </w:rPr>
+              <w:t>0</w:t>
+            </w:r>
+            <w:r>
+              <w:rPr>
+                <w:sz w:val="18"/>
+              </w:rPr>
+              <w:t>14</w:t>
+            </w:r>
+            <w:r>
+              <w:rPr>
+                <w:sz w:val="18"/>
+              </w:rPr>
+              <w:t>/</w:t>
+            </w:r>
+            <w:r>
+              <w:rPr>
+                <w:sz w:val="18"/>
+              </w:rPr>
+              <w:t>9</w:t>
+            </w:r>
+            <w:r>
+              <w:rPr>
+                <w:sz w:val="18"/>
+              </w:rPr>
+              <w:t>/2026</w:t>
+            </w:r>
+          </w:p>
+        </w:tc>
+        <w:tc>
+          <w:tcPr>
+            <w:tcW w:w="792" w:type="dxa"/>
+            <w:tcBorders>
+              <w:top w:val="single" w:sz="4" w:space="0" w:color="D9D9D9"/>
+              <w:left w:val="single" w:sz="4" w:space="0" w:color="D9D9D9"/>
+              <w:bottom w:val="single" w:sz="4" w:space="0" w:color="D9D9D9"/>
+              <w:right w:val="single" w:sz="4" w:space="0" w:color="D9D9D9"/>
+            </w:tcBorders>
+            <w:tcMar>
+              <w:top w:w="75" w:type="dxa"/>
+              <w:left w:w="75" w:type="dxa"/>
+              <w:bottom w:w="75" w:type="dxa"/>
+              <w:right w:w="75" w:type="dxa"/>
+            </w:tcMar>
+          </w:tcPr>
+          <w:p>
+            <w:pPr>
+              <w:spacing w:after="40" w:line="240" w:lineRule="auto"/>
+            </w:pPr>
+            <w:r>
+              <w:rPr>
+                <w:sz w:val="18"/>
+              </w:rPr>
+              <w:t>1.0</w:t>
+            </w:r>
+          </w:p>
+        </w:tc>
+        <w:tc>
+          <w:tcPr>
+            <w:tcW w:w="5472" w:type="dxa"/>
+            <w:tcBorders>
+              <w:top w:val="single" w:sz="4" w:space="0" w:color="D9D9D9"/>
+              <w:left w:val="single" w:sz="4" w:space="0" w:color="D9D9D9"/>
+              <w:bottom w:val="single" w:sz="4" w:space="0" w:color="D9D9D9"/>
+              <w:right w:val="single" w:sz="4" w:space="0" w:color="D9D9D9"/>
+            </w:tcBorders>
+            <w:tcMar>
+              <w:top w:w="75" w:type="dxa"/>
+              <w:left w:w="75" w:type="dxa"/>
+              <w:bottom w:w="75" w:type="dxa"/>
+              <w:right w:w="75" w:type="dxa"/>
+            </w:tcMar>
+          </w:tcPr>
+          <w:p>
+            <w:pPr>
+              <w:spacing w:after="40" w:line="240" w:lineRule="auto"/>
+            </w:pPr>
+            <w:r>
+              <w:rPr>
+                <w:sz w:val="18"/>
+              </w:rPr>
+              <w:t>Arquitetura baseada no roteiro do projeto, com distinção entre administração global e condominial.</w:t>
+            </w:r>
+          </w:p>
+        </w:tc>
+        <w:tc>
+          <w:tcPr>
+            <w:tcW w:w="1872" w:type="dxa"/>
+            <w:tcBorders>
+              <w:top w:val="single" w:sz="4" w:space="0" w:color="D9D9D9"/>
+              <w:left w:val="single" w:sz="4" w:space="0" w:color="D9D9D9"/>
+              <w:bottom w:val="single" w:sz="4" w:space="0" w:color="D9D9D9"/>
+              <w:right w:val="single" w:sz="4" w:space="0" w:color="D9D9D9"/>
+            </w:tcBorders>
+            <w:tcMar>
+              <w:top w:w="75" w:type="dxa"/>
+              <w:left w:w="75" w:type="dxa"/>
+              <w:bottom w:w="75" w:type="dxa"/>
+              <w:right w:w="75" w:type="dxa"/>
+            </w:tcMar>
+          </w:tcPr>
+          <w:p>
+            <w:pPr>
+              <w:spacing w:after="40" w:line="240" w:lineRule="auto"/>
+            </w:pPr>
+            <w:r>
+              <w:rPr>
+                <w:sz w:val="18"/>
+              </w:rPr>
+              <w:t>Renan</w:t>
+            </w:r>
+          </w:p>
+        </w:tc>
+      </w:tr>
+      <w:tr>
+        <w:trPr>
+          <w:cantSplit/>
+        </w:trPr>
+        <w:tc>
+          <w:tcPr>
+            <w:tcW w:w="1224" w:type="dxa"/>
+            <w:tcBorders>
+              <w:top w:val="single" w:sz="4" w:space="0" w:color="D9D9D9"/>
+              <w:left w:val="single" w:sz="4" w:space="0" w:color="D9D9D9"/>
+              <w:bottom w:val="single" w:sz="4" w:space="0" w:color="D9D9D9"/>
+              <w:right w:val="single" w:sz="4" w:space="0" w:color="D9D9D9"/>
+            </w:tcBorders>
+            <w:tcMar>
+              <w:top w:w="75" w:type="dxa"/>
+              <w:left w:w="75" w:type="dxa"/>
+              <w:bottom w:w="75" w:type="dxa"/>
+              <w:right w:w="75" w:type="dxa"/>
+            </w:tcMar>
+          </w:tcPr>
+          <w:p>
+            <w:pPr>
+              <w:spacing w:after="40" w:line="240" w:lineRule="auto"/>
+              <w:rPr>
+                <w:sz w:val="18"/>
+              </w:rPr>
+            </w:pPr>
+            <w:r>
+              <w:rPr>
+                <w:sz w:val="18"/>
+              </w:rPr>
               <w:t>02/10/2026</w:t>
             </w:r>
           </w:p>
@@ -217,12 +361,15 @@
           <w:p>
             <w:pPr>
               <w:spacing w:after="40" w:line="240" w:lineRule="auto"/>
-            </w:pPr>
-            <w:r>
-              <w:rPr>
-                <w:sz w:val="18"/>
-              </w:rPr>
-              <w:t>1.0</w:t>
+              <w:rPr>
+                <w:sz w:val="18"/>
+              </w:rPr>
+            </w:pPr>
+            <w:r>
+              <w:rPr>
+                <w:sz w:val="18"/>
+              </w:rPr>
+              <w:t>2.0</w:t>
             </w:r>
           </w:p>
         </w:tc>
@@ -245,12 +392,29 @@
           <w:p>
             <w:pPr>
               <w:spacing w:after="40" w:line="240" w:lineRule="auto"/>
-            </w:pPr>
-            <w:r>
-              <w:rPr>
-                <w:sz w:val="18"/>
-              </w:rPr>
-              <w:t>Arquitetura baseada no roteiro do projeto, com distinção entre administração global e condominial.</w:t>
+              <w:rPr>
+                <w:sz w:val="18"/>
+              </w:rPr>
+            </w:pPr>
+            <w:r>
+              <w:rPr>
+                <w:sz w:val="18"/>
+              </w:rPr>
+              <w:t xml:space="preserve">Atualização e organização do documento no </w:t>
+            </w:r>
+            <w:proofErr w:type="spellStart"/>
+            <w:r>
+              <w:rPr>
+                <w:sz w:val="18"/>
+              </w:rPr>
+              <w:t>template</w:t>
+            </w:r>
+            <w:proofErr w:type="spellEnd"/>
+            <w:r>
+              <w:rPr>
+                <w:sz w:val="18"/>
+              </w:rPr>
+              <w:t>.</w:t>
             </w:r>
           </w:p>
         </w:tc>
@@ -273,12 +437,15 @@
           <w:p>
             <w:pPr>
               <w:spacing w:after="40" w:line="240" w:lineRule="auto"/>
-            </w:pPr>
-            <w:r>
-              <w:rPr>
-                <w:sz w:val="18"/>
-              </w:rPr>
-              <w:t>[Integrantes do grupo]</w:t>
+              <w:rPr>
+                <w:sz w:val="18"/>
+              </w:rPr>
+            </w:pPr>
+            <w:r>
+              <w:rPr>
+                <w:sz w:val="18"/>
+              </w:rPr>
+              <w:t>Diego</w:t>
             </w:r>
           </w:p>
         </w:tc>
